--- a/pr-preview/pr-14/error-correcting-codes-tracked-changes.docx
+++ b/pr-preview/pr-14/error-correcting-codes-tracked-changes.docx
@@ -26,7 +26,7 @@
       </w:pPr>
       <w:ins w:id="2" w:author="PR Preview" w:date="2026-01-01T00:00:00Z">
         <w:r>
-          <w:t xml:space="preserve">Last modified: 2026-10-14 11:52:18 (PDT)</w:t>
+          <w:t xml:space="preserve">Last modified: 2026-10-14 17:56:47 (PDT)</w:t>
         </w:r>
       </w:ins>
     </w:p>
@@ -287,64 +287,68 @@
           <m:t>=</m:t>
         </m:r>
         <m:r>
-          <m:rPr>
-            <m:sty m:val="p"/>
-          </m:rPr>
-          <m:t>{</m:t>
-        </m:r>
-        <m:r>
-          <m:t>E</m:t>
-        </m:r>
-        <m:r>
-          <m:rPr>
-            <m:sty m:val="p"/>
-          </m:rPr>
-          <m:t>(</m:t>
-        </m:r>
-        <m:r>
-          <m:t>m</m:t>
-        </m:r>
-        <m:r>
-          <m:rPr>
-            <m:sty m:val="p"/>
-          </m:rPr>
-          <m:t>)</m:t>
-        </m:r>
-        <m:r>
-          <m:rPr>
-            <m:sty m:val="p"/>
-          </m:rPr>
-          <m:t>:</m:t>
-        </m:r>
-        <m:r>
-          <m:t>m</m:t>
-        </m:r>
-        <m:r>
-          <m:rPr>
-            <m:sty m:val="p"/>
-          </m:rPr>
-          <m:t>∈</m:t>
-        </m:r>
-        <m:sSup>
+          <m:t>​</m:t>
+        </m:r>
+        <m:d>
+          <m:dPr>
+            <m:begChr m:val="{"/>
+            <m:sepChr m:val=""/>
+            <m:endChr m:val="}"/>
+            <m:grow/>
+          </m:dPr>
           <m:e>
+            <m:r>
+              <m:t>E</m:t>
+            </m:r>
             <m:r>
               <m:rPr>
                 <m:sty m:val="p"/>
               </m:rPr>
-              <m:t>Σ</m:t>
-            </m:r>
+              <m:t>(</m:t>
+            </m:r>
+            <m:r>
+              <m:t>m</m:t>
+            </m:r>
+            <m:r>
+              <m:rPr>
+                <m:sty m:val="p"/>
+              </m:rPr>
+              <m:t>)</m:t>
+            </m:r>
+            <m:r>
+              <m:rPr>
+                <m:sty m:val="p"/>
+              </m:rPr>
+              <m:t>:</m:t>
+            </m:r>
+            <m:r>
+              <m:t>m</m:t>
+            </m:r>
+            <m:r>
+              <m:rPr>
+                <m:sty m:val="p"/>
+              </m:rPr>
+              <m:t>∈</m:t>
+            </m:r>
+            <m:sSup>
+              <m:e>
+                <m:r>
+                  <m:rPr>
+                    <m:sty m:val="p"/>
+                  </m:rPr>
+                  <m:t>Σ</m:t>
+                </m:r>
+              </m:e>
+              <m:sup>
+                <m:r>
+                  <m:t>k</m:t>
+                </m:r>
+              </m:sup>
+            </m:sSup>
           </m:e>
-          <m:sup>
-            <m:r>
-              <m:t>k</m:t>
-            </m:r>
-          </m:sup>
-        </m:sSup>
-        <m:r>
-          <m:rPr>
-            <m:sty m:val="p"/>
-          </m:rPr>
-          <m:t>}</m:t>
+        </m:d>
+        <m:r>
+          <m:t>​</m:t>
         </m:r>
       </m:oMath>
       <w:r>
@@ -477,28 +481,32 @@
           <m:t>Δ</m:t>
         </m:r>
         <m:r>
-          <m:rPr>
-            <m:sty m:val="p"/>
-          </m:rPr>
-          <m:t>(</m:t>
-        </m:r>
-        <m:r>
-          <m:t>x</m:t>
-        </m:r>
-        <m:r>
-          <m:rPr>
-            <m:sty m:val="p"/>
-          </m:rPr>
-          <m:t>,</m:t>
-        </m:r>
-        <m:r>
-          <m:t>y</m:t>
-        </m:r>
-        <m:r>
-          <m:rPr>
-            <m:sty m:val="p"/>
-          </m:rPr>
-          <m:t>)</m:t>
+          <m:t>​</m:t>
+        </m:r>
+        <m:d>
+          <m:dPr>
+            <m:begChr m:val="("/>
+            <m:sepChr m:val=""/>
+            <m:endChr m:val=")"/>
+            <m:grow/>
+          </m:dPr>
+          <m:e>
+            <m:r>
+              <m:t>x</m:t>
+            </m:r>
+            <m:r>
+              <m:rPr>
+                <m:sty m:val="p"/>
+              </m:rPr>
+              <m:t>,</m:t>
+            </m:r>
+            <m:r>
+              <m:t>y</m:t>
+            </m:r>
+          </m:e>
+        </m:d>
+        <m:r>
+          <m:t>​</m:t>
         </m:r>
       </m:oMath>
       <w:r>
@@ -695,130 +703,138 @@
             <m:t>min</m:t>
           </m:r>
           <m:r>
-            <m:rPr>
-              <m:sty m:val="p"/>
-            </m:rPr>
-            <m:t>{</m:t>
+            <m:t>​</m:t>
           </m:r>
-          <m:r>
-            <m:rPr>
-              <m:sty m:val="p"/>
-            </m:rPr>
-            <m:t>Δ</m:t>
-          </m:r>
-          <m:r>
-            <m:rPr>
-              <m:sty m:val="p"/>
-            </m:rPr>
-            <m:t>(</m:t>
-          </m:r>
-          <m:r>
-            <m:t>c</m:t>
-          </m:r>
-          <m:r>
-            <m:rPr>
-              <m:sty m:val="p"/>
-            </m:rPr>
-            <m:t>,</m:t>
-          </m:r>
-          <m:sSup>
+          <m:d>
+            <m:dPr>
+              <m:begChr m:val="{"/>
+              <m:sepChr m:val=""/>
+              <m:endChr m:val="}"/>
+              <m:grow/>
+            </m:dPr>
             <m:e>
-              <m:r>
-                <m:t>c</m:t>
-              </m:r>
-            </m:e>
-            <m:sup>
               <m:r>
                 <m:rPr>
                   <m:sty m:val="p"/>
                 </m:rPr>
-                <m:t>′</m:t>
+                <m:t>Δ</m:t>
               </m:r>
-            </m:sup>
-          </m:sSup>
-          <m:r>
-            <m:rPr>
-              <m:sty m:val="p"/>
-            </m:rPr>
-            <m:t>)</m:t>
-          </m:r>
-          <m:r>
-            <m:rPr>
-              <m:sty m:val="p"/>
-            </m:rPr>
-            <m:t>:</m:t>
-          </m:r>
-          <m:r>
-            <m:t>c</m:t>
-          </m:r>
-          <m:r>
-            <m:rPr>
-              <m:sty m:val="p"/>
-            </m:rPr>
-            <m:t>,</m:t>
-          </m:r>
-          <m:sSup>
-            <m:e>
               <m:r>
-                <m:t>c</m:t>
+                <m:t>​</m:t>
               </m:r>
-            </m:e>
-            <m:sup>
+              <m:d>
+                <m:dPr>
+                  <m:begChr m:val="("/>
+                  <m:sepChr m:val=""/>
+                  <m:endChr m:val=")"/>
+                  <m:grow/>
+                </m:dPr>
+                <m:e>
+                  <m:r>
+                    <m:t>c</m:t>
+                  </m:r>
+                  <m:r>
+                    <m:rPr>
+                      <m:sty m:val="p"/>
+                    </m:rPr>
+                    <m:t>,</m:t>
+                  </m:r>
+                  <m:sSup>
+                    <m:e>
+                      <m:r>
+                        <m:t>c</m:t>
+                      </m:r>
+                    </m:e>
+                    <m:sup>
+                      <m:r>
+                        <m:rPr>
+                          <m:sty m:val="p"/>
+                        </m:rPr>
+                        <m:t>′</m:t>
+                      </m:r>
+                    </m:sup>
+                  </m:sSup>
+                </m:e>
+              </m:d>
+              <m:r>
+                <m:t>​</m:t>
+              </m:r>
               <m:r>
                 <m:rPr>
                   <m:sty m:val="p"/>
                 </m:rPr>
-                <m:t>′</m:t>
+                <m:t>:</m:t>
               </m:r>
-            </m:sup>
-          </m:sSup>
-          <m:r>
-            <m:rPr>
-              <m:sty m:val="p"/>
-            </m:rPr>
-            <m:t>∈</m:t>
-          </m:r>
-          <m:r>
-            <m:t>C</m:t>
-          </m:r>
-          <m:r>
-            <m:rPr>
-              <m:sty m:val="p"/>
-            </m:rPr>
-            <m:t>,</m:t>
-          </m:r>
-          <m:r>
-            <m:t> </m:t>
-          </m:r>
-          <m:r>
-            <m:t>c</m:t>
-          </m:r>
-          <m:r>
-            <m:rPr>
-              <m:sty m:val="p"/>
-            </m:rPr>
-            <m:t>≠</m:t>
-          </m:r>
-          <m:sSup>
-            <m:e>
               <m:r>
                 <m:t>c</m:t>
               </m:r>
-            </m:e>
-            <m:sup>
               <m:r>
                 <m:rPr>
                   <m:sty m:val="p"/>
                 </m:rPr>
-                <m:t>′</m:t>
+                <m:t>,</m:t>
               </m:r>
-            </m:sup>
-          </m:sSup>
+              <m:sSup>
+                <m:e>
+                  <m:r>
+                    <m:t>c</m:t>
+                  </m:r>
+                </m:e>
+                <m:sup>
+                  <m:r>
+                    <m:rPr>
+                      <m:sty m:val="p"/>
+                    </m:rPr>
+                    <m:t>′</m:t>
+                  </m:r>
+                </m:sup>
+              </m:sSup>
+              <m:r>
+                <m:rPr>
+                  <m:sty m:val="p"/>
+                </m:rPr>
+                <m:t>∈</m:t>
+              </m:r>
+              <m:r>
+                <m:t>C</m:t>
+              </m:r>
+              <m:r>
+                <m:rPr>
+                  <m:sty m:val="p"/>
+                </m:rPr>
+                <m:t>,</m:t>
+              </m:r>
+              <m:r>
+                <m:t> </m:t>
+              </m:r>
+              <m:r>
+                <m:t>c</m:t>
+              </m:r>
+              <m:r>
+                <m:rPr>
+                  <m:sty m:val="p"/>
+                </m:rPr>
+                <m:t>≠</m:t>
+              </m:r>
+              <m:sSup>
+                <m:e>
+                  <m:r>
+                    <m:t>c</m:t>
+                  </m:r>
+                </m:e>
+                <m:sup>
+                  <m:r>
+                    <m:rPr>
+                      <m:sty m:val="p"/>
+                    </m:rPr>
+                    <m:t>′</m:t>
+                  </m:r>
+                </m:sup>
+              </m:sSup>
+            </m:e>
+          </m:d>
           <m:r>
-            <m:rPr>
-              <m:sty m:val="p"/>
-            </m:rPr>
-            <m:t>}</m:t>
+            <m:t>​</m:t>
           </m:r>
           <m:r>
             <m:rPr>
@@ -1013,49 +1029,53 @@
           </m:lim>
         </m:limUpp>
         <m:r>
-          <m:rPr>
-            <m:sty m:val="p"/>
-          </m:rPr>
-          <m:t>⌊</m:t>
-        </m:r>
-        <m:r>
-          <m:rPr>
-            <m:sty m:val="p"/>
-          </m:rPr>
-          <m:t>(</m:t>
-        </m:r>
-        <m:r>
-          <m:t>d</m:t>
-        </m:r>
-        <m:r>
-          <m:rPr>
-            <m:sty m:val="p"/>
-          </m:rPr>
-          <m:t>−</m:t>
-        </m:r>
-        <m:r>
-          <m:t>1</m:t>
-        </m:r>
-        <m:r>
-          <m:rPr>
-            <m:sty m:val="p"/>
-          </m:rPr>
-          <m:t>)</m:t>
-        </m:r>
-        <m:r>
-          <m:rPr>
-            <m:sty m:val="p"/>
-          </m:rPr>
-          <m:t>/</m:t>
-        </m:r>
-        <m:r>
-          <m:t>2</m:t>
-        </m:r>
-        <m:r>
-          <m:rPr>
-            <m:sty m:val="p"/>
-          </m:rPr>
-          <m:t>⌋</m:t>
+          <m:t>​</m:t>
+        </m:r>
+        <m:d>
+          <m:dPr>
+            <m:begChr m:val="⌊"/>
+            <m:sepChr m:val=""/>
+            <m:endChr m:val="⌋"/>
+            <m:grow/>
+          </m:dPr>
+          <m:e>
+            <m:r>
+              <m:rPr>
+                <m:sty m:val="p"/>
+              </m:rPr>
+              <m:t>(</m:t>
+            </m:r>
+            <m:r>
+              <m:t>d</m:t>
+            </m:r>
+            <m:r>
+              <m:rPr>
+                <m:sty m:val="p"/>
+              </m:rPr>
+              <m:t>−</m:t>
+            </m:r>
+            <m:r>
+              <m:t>1</m:t>
+            </m:r>
+            <m:r>
+              <m:rPr>
+                <m:sty m:val="p"/>
+              </m:rPr>
+              <m:t>)</m:t>
+            </m:r>
+            <m:r>
+              <m:rPr>
+                <m:sty m:val="p"/>
+              </m:rPr>
+              <m:t>/</m:t>
+            </m:r>
+            <m:r>
+              <m:t>2</m:t>
+            </m:r>
+          </m:e>
+        </m:d>
+        <m:r>
+          <m:t>​</m:t>
         </m:r>
       </m:oMath>
       <w:r>
@@ -1157,28 +1177,32 @@
           <m:t>Δ</m:t>
         </m:r>
         <m:r>
-          <m:rPr>
-            <m:sty m:val="p"/>
-          </m:rPr>
-          <m:t>(</m:t>
-        </m:r>
-        <m:r>
-          <m:t>c</m:t>
-        </m:r>
-        <m:r>
-          <m:rPr>
-            <m:sty m:val="p"/>
-          </m:rPr>
-          <m:t>,</m:t>
-        </m:r>
-        <m:r>
-          <m:t>y</m:t>
-        </m:r>
-        <m:r>
-          <m:rPr>
-            <m:sty m:val="p"/>
-          </m:rPr>
-          <m:t>)</m:t>
+          <m:t>​</m:t>
+        </m:r>
+        <m:d>
+          <m:dPr>
+            <m:begChr m:val="("/>
+            <m:sepChr m:val=""/>
+            <m:endChr m:val=")"/>
+            <m:grow/>
+          </m:dPr>
+          <m:e>
+            <m:r>
+              <m:t>c</m:t>
+            </m:r>
+            <m:r>
+              <m:rPr>
+                <m:sty m:val="p"/>
+              </m:rPr>
+              <m:t>,</m:t>
+            </m:r>
+            <m:r>
+              <m:t>y</m:t>
+            </m:r>
+          </m:e>
+        </m:d>
+        <m:r>
+          <m:t>​</m:t>
         </m:r>
         <m:r>
           <m:rPr>
@@ -1291,40 +1315,44 @@
           <m:t>Δ</m:t>
         </m:r>
         <m:r>
-          <m:rPr>
-            <m:sty m:val="p"/>
-          </m:rPr>
-          <m:t>(</m:t>
-        </m:r>
-        <m:r>
-          <m:t>c</m:t>
-        </m:r>
-        <m:r>
-          <m:rPr>
-            <m:sty m:val="p"/>
-          </m:rPr>
-          <m:t>,</m:t>
-        </m:r>
-        <m:sSup>
+          <m:t>​</m:t>
+        </m:r>
+        <m:d>
+          <m:dPr>
+            <m:begChr m:val="("/>
+            <m:sepChr m:val=""/>
+            <m:endChr m:val=")"/>
+            <m:grow/>
+          </m:dPr>
           <m:e>
             <m:r>
               <m:t>c</m:t>
             </m:r>
-          </m:e>
-          <m:sup>
             <m:r>
               <m:rPr>
                 <m:sty m:val="p"/>
               </m:rPr>
-              <m:t>′</m:t>
-            </m:r>
-          </m:sup>
-        </m:sSup>
-        <m:r>
-          <m:rPr>
-            <m:sty m:val="p"/>
-          </m:rPr>
-          <m:t>)</m:t>
+              <m:t>,</m:t>
+            </m:r>
+            <m:sSup>
+              <m:e>
+                <m:r>
+                  <m:t>c</m:t>
+                </m:r>
+              </m:e>
+              <m:sup>
+                <m:r>
+                  <m:rPr>
+                    <m:sty m:val="p"/>
+                  </m:rPr>
+                  <m:t>′</m:t>
+                </m:r>
+              </m:sup>
+            </m:sSup>
+          </m:e>
+        </m:d>
+        <m:r>
+          <m:t>​</m:t>
         </m:r>
         <m:r>
           <m:rPr>
@@ -1339,28 +1367,32 @@
           <m:t>Δ</m:t>
         </m:r>
         <m:r>
-          <m:rPr>
-            <m:sty m:val="p"/>
-          </m:rPr>
-          <m:t>(</m:t>
-        </m:r>
-        <m:r>
-          <m:t>c</m:t>
-        </m:r>
-        <m:r>
-          <m:rPr>
-            <m:sty m:val="p"/>
-          </m:rPr>
-          <m:t>,</m:t>
-        </m:r>
-        <m:r>
-          <m:t>y</m:t>
-        </m:r>
-        <m:r>
-          <m:rPr>
-            <m:sty m:val="p"/>
-          </m:rPr>
-          <m:t>)</m:t>
+          <m:t>​</m:t>
+        </m:r>
+        <m:d>
+          <m:dPr>
+            <m:begChr m:val="("/>
+            <m:sepChr m:val=""/>
+            <m:endChr m:val=")"/>
+            <m:grow/>
+          </m:dPr>
+          <m:e>
+            <m:r>
+              <m:t>c</m:t>
+            </m:r>
+            <m:r>
+              <m:rPr>
+                <m:sty m:val="p"/>
+              </m:rPr>
+              <m:t>,</m:t>
+            </m:r>
+            <m:r>
+              <m:t>y</m:t>
+            </m:r>
+          </m:e>
+        </m:d>
+        <m:r>
+          <m:t>​</m:t>
         </m:r>
         <m:r>
           <m:rPr>
@@ -1547,40 +1579,44 @@
             <m:t>Δ</m:t>
           </m:r>
           <m:r>
-            <m:rPr>
-              <m:sty m:val="p"/>
-            </m:rPr>
-            <m:t>(</m:t>
+            <m:t>​</m:t>
           </m:r>
-          <m:sSup>
+          <m:d>
+            <m:dPr>
+              <m:begChr m:val="("/>
+              <m:sepChr m:val=""/>
+              <m:endChr m:val=")"/>
+              <m:grow/>
+            </m:dPr>
             <m:e>
-              <m:r>
-                <m:t>c</m:t>
-              </m:r>
-            </m:e>
-            <m:sup>
+              <m:sSup>
+                <m:e>
+                  <m:r>
+                    <m:t>c</m:t>
+                  </m:r>
+                </m:e>
+                <m:sup>
+                  <m:r>
+                    <m:rPr>
+                      <m:sty m:val="p"/>
+                    </m:rPr>
+                    <m:t>′</m:t>
+                  </m:r>
+                </m:sup>
+              </m:sSup>
               <m:r>
                 <m:rPr>
                   <m:sty m:val="p"/>
                 </m:rPr>
-                <m:t>′</m:t>
+                <m:t>,</m:t>
               </m:r>
-            </m:sup>
-          </m:sSup>
+              <m:r>
+                <m:t>y</m:t>
+              </m:r>
+            </m:e>
+          </m:d>
           <m:r>
-            <m:rPr>
-              <m:sty m:val="p"/>
-            </m:rPr>
-            <m:t>,</m:t>
-          </m:r>
-          <m:r>
-            <m:t>y</m:t>
-          </m:r>
-          <m:r>
-            <m:rPr>
-              <m:sty m:val="p"/>
-            </m:rPr>
-            <m:t>)</m:t>
+            <m:t>​</m:t>
           </m:r>
           <m:r>
             <m:rPr>
@@ -1595,40 +1631,44 @@
             <m:t>Δ</m:t>
           </m:r>
           <m:r>
-            <m:rPr>
-              <m:sty m:val="p"/>
-            </m:rPr>
-            <m:t>(</m:t>
+            <m:t>​</m:t>
           </m:r>
-          <m:r>
-            <m:t>c</m:t>
-          </m:r>
-          <m:r>
-            <m:rPr>
-              <m:sty m:val="p"/>
-            </m:rPr>
-            <m:t>,</m:t>
-          </m:r>
-          <m:sSup>
+          <m:d>
+            <m:dPr>
+              <m:begChr m:val="("/>
+              <m:sepChr m:val=""/>
+              <m:endChr m:val=")"/>
+              <m:grow/>
+            </m:dPr>
             <m:e>
               <m:r>
                 <m:t>c</m:t>
               </m:r>
-            </m:e>
-            <m:sup>
               <m:r>
                 <m:rPr>
                   <m:sty m:val="p"/>
                 </m:rPr>
-                <m:t>′</m:t>
+                <m:t>,</m:t>
               </m:r>
-            </m:sup>
-          </m:sSup>
+              <m:sSup>
+                <m:e>
+                  <m:r>
+                    <m:t>c</m:t>
+                  </m:r>
+                </m:e>
+                <m:sup>
+                  <m:r>
+                    <m:rPr>
+                      <m:sty m:val="p"/>
+                    </m:rPr>
+                    <m:t>′</m:t>
+                  </m:r>
+                </m:sup>
+              </m:sSup>
+            </m:e>
+          </m:d>
           <m:r>
-            <m:rPr>
-              <m:sty m:val="p"/>
-            </m:rPr>
-            <m:t>)</m:t>
+            <m:t>​</m:t>
           </m:r>
           <m:r>
             <m:rPr>
@@ -1643,28 +1683,32 @@
             <m:t>Δ</m:t>
           </m:r>
           <m:r>
-            <m:rPr>
-              <m:sty m:val="p"/>
-            </m:rPr>
-            <m:t>(</m:t>
+            <m:t>​</m:t>
           </m:r>
+          <m:d>
+            <m:dPr>
+              <m:begChr m:val="("/>
+              <m:sepChr m:val=""/>
+              <m:endChr m:val=")"/>
+              <m:grow/>
+            </m:dPr>
+            <m:e>
+              <m:r>
+                <m:t>c</m:t>
+              </m:r>
+              <m:r>
+                <m:rPr>
+                  <m:sty m:val="p"/>
+                </m:rPr>
+                <m:t>,</m:t>
+              </m:r>
+              <m:r>
+                <m:t>y</m:t>
+              </m:r>
+            </m:e>
+          </m:d>
           <m:r>
-            <m:t>c</m:t>
-          </m:r>
-          <m:r>
-            <m:rPr>
-              <m:sty m:val="p"/>
-            </m:rPr>
-            <m:t>,</m:t>
-          </m:r>
-          <m:r>
-            <m:t>y</m:t>
-          </m:r>
-          <m:r>
-            <m:rPr>
-              <m:sty m:val="p"/>
-            </m:rPr>
-            <m:t>)</m:t>
+            <m:t>​</m:t>
           </m:r>
           <m:r>
             <m:rPr>
@@ -1715,28 +1759,32 @@
             <m:t>Δ</m:t>
           </m:r>
           <m:r>
-            <m:rPr>
-              <m:sty m:val="p"/>
-            </m:rPr>
-            <m:t>(</m:t>
+            <m:t>​</m:t>
           </m:r>
+          <m:d>
+            <m:dPr>
+              <m:begChr m:val="("/>
+              <m:sepChr m:val=""/>
+              <m:endChr m:val=")"/>
+              <m:grow/>
+            </m:dPr>
+            <m:e>
+              <m:r>
+                <m:t>c</m:t>
+              </m:r>
+              <m:r>
+                <m:rPr>
+                  <m:sty m:val="p"/>
+                </m:rPr>
+                <m:t>,</m:t>
+              </m:r>
+              <m:r>
+                <m:t>y</m:t>
+              </m:r>
+            </m:e>
+          </m:d>
           <m:r>
-            <m:t>c</m:t>
-          </m:r>
-          <m:r>
-            <m:rPr>
-              <m:sty m:val="p"/>
-            </m:rPr>
-            <m:t>,</m:t>
-          </m:r>
-          <m:r>
-            <m:t>y</m:t>
-          </m:r>
-          <m:r>
-            <m:rPr>
-              <m:sty m:val="p"/>
-            </m:rPr>
-            <m:t>)</m:t>
+            <m:t>​</m:t>
           </m:r>
           <m:r>
             <m:rPr>
@@ -2964,28 +3012,32 @@
           <m:t>=</m:t>
         </m:r>
         <m:r>
-          <m:rPr>
-            <m:sty m:val="p"/>
-          </m:rPr>
-          <m:t>{</m:t>
-        </m:r>
-        <m:r>
-          <m:t>0</m:t>
-        </m:r>
-        <m:r>
-          <m:rPr>
-            <m:sty m:val="p"/>
-          </m:rPr>
-          <m:t>,</m:t>
-        </m:r>
-        <m:r>
-          <m:t>1</m:t>
-        </m:r>
-        <m:r>
-          <m:rPr>
-            <m:sty m:val="p"/>
-          </m:rPr>
-          <m:t>}</m:t>
+          <m:t>​</m:t>
+        </m:r>
+        <m:d>
+          <m:dPr>
+            <m:begChr m:val="{"/>
+            <m:sepChr m:val=""/>
+            <m:endChr m:val="}"/>
+            <m:grow/>
+          </m:dPr>
+          <m:e>
+            <m:r>
+              <m:t>0</m:t>
+            </m:r>
+            <m:r>
+              <m:rPr>
+                <m:sty m:val="p"/>
+              </m:rPr>
+              <m:t>,</m:t>
+            </m:r>
+            <m:r>
+              <m:t>1</m:t>
+            </m:r>
+          </m:e>
+        </m:d>
+        <m:r>
+          <m:t>​</m:t>
         </m:r>
       </m:oMath>
       <w:r>
@@ -3207,67 +3259,71 @@
           <m:t>=</m:t>
         </m:r>
         <m:r>
-          <m:rPr>
-            <m:sty m:val="p"/>
-          </m:rPr>
-          <m:t>{</m:t>
-        </m:r>
-        <m:r>
-          <m:t>y</m:t>
-        </m:r>
-        <m:r>
-          <m:rPr>
-            <m:sty m:val="p"/>
-          </m:rPr>
-          <m:t>∈</m:t>
-        </m:r>
-        <m:sSubSup>
+          <m:t>​</m:t>
+        </m:r>
+        <m:d>
+          <m:dPr>
+            <m:begChr m:val="{"/>
+            <m:sepChr m:val=""/>
+            <m:endChr m:val="}"/>
+            <m:grow/>
+          </m:dPr>
           <m:e>
             <m:r>
+              <m:t>y</m:t>
+            </m:r>
+            <m:r>
               <m:rPr>
-                <m:scr m:val="double-struck"/>
                 <m:sty m:val="p"/>
               </m:rPr>
-              <m:t>F</m:t>
+              <m:t>∈</m:t>
+            </m:r>
+            <m:sSubSup>
+              <m:e>
+                <m:r>
+                  <m:rPr>
+                    <m:scr m:val="double-struck"/>
+                    <m:sty m:val="p"/>
+                  </m:rPr>
+                  <m:t>F</m:t>
+                </m:r>
+              </m:e>
+              <m:sub>
+                <m:r>
+                  <m:t>q</m:t>
+                </m:r>
+              </m:sub>
+              <m:sup>
+                <m:r>
+                  <m:t>n</m:t>
+                </m:r>
+              </m:sup>
+            </m:sSubSup>
+            <m:r>
+              <m:rPr>
+                <m:sty m:val="p"/>
+              </m:rPr>
+              <m:t>:</m:t>
+            </m:r>
+            <m:r>
+              <m:t>H</m:t>
+            </m:r>
+            <m:r>
+              <m:t>y</m:t>
+            </m:r>
+            <m:r>
+              <m:rPr>
+                <m:sty m:val="p"/>
+              </m:rPr>
+              <m:t>=</m:t>
+            </m:r>
+            <m:r>
+              <m:t>0</m:t>
             </m:r>
           </m:e>
-          <m:sub>
-            <m:r>
-              <m:t>q</m:t>
-            </m:r>
-          </m:sub>
-          <m:sup>
-            <m:r>
-              <m:t>n</m:t>
-            </m:r>
-          </m:sup>
-        </m:sSubSup>
-        <m:r>
-          <m:rPr>
-            <m:sty m:val="p"/>
-          </m:rPr>
-          <m:t>:</m:t>
-        </m:r>
-        <m:r>
-          <m:t>H</m:t>
-        </m:r>
-        <m:r>
-          <m:t>y</m:t>
-        </m:r>
-        <m:r>
-          <m:rPr>
-            <m:sty m:val="p"/>
-          </m:rPr>
-          <m:t>=</m:t>
-        </m:r>
-        <m:r>
-          <m:t>0</m:t>
-        </m:r>
-        <m:r>
-          <m:rPr>
-            <m:sty m:val="p"/>
-          </m:rPr>
-          <m:t>}</m:t>
+        </m:d>
+        <m:r>
+          <m:t>​</m:t>
         </m:r>
       </m:oMath>
       <w:r>
@@ -3354,39 +3410,43 @@
       </w:r>
       <m:oMath>
         <m:r>
-          <m:rPr>
-            <m:sty m:val="p"/>
-          </m:rPr>
-          <m:t>[</m:t>
-        </m:r>
-        <m:r>
-          <m:t>n</m:t>
-        </m:r>
-        <m:r>
-          <m:rPr>
-            <m:sty m:val="p"/>
-          </m:rPr>
-          <m:t>,</m:t>
-        </m:r>
-        <m:r>
-          <m:t>k</m:t>
-        </m:r>
-        <m:r>
-          <m:rPr>
-            <m:sty m:val="p"/>
-          </m:rPr>
-          <m:t>,</m:t>
-        </m:r>
-        <m:r>
-          <m:t>d</m:t>
-        </m:r>
-        <m:sSub>
+          <m:t>​</m:t>
+        </m:r>
+        <m:d>
+          <m:dPr>
+            <m:begChr m:val="["/>
+            <m:sepChr m:val=""/>
+            <m:endChr m:val="]"/>
+            <m:grow/>
+          </m:dPr>
           <m:e>
+            <m:r>
+              <m:t>n</m:t>
+            </m:r>
             <m:r>
               <m:rPr>
                 <m:sty m:val="p"/>
               </m:rPr>
-              <m:t>]</m:t>
+              <m:t>,</m:t>
+            </m:r>
+            <m:r>
+              <m:t>k</m:t>
+            </m:r>
+            <m:r>
+              <m:rPr>
+                <m:sty m:val="p"/>
+              </m:rPr>
+              <m:t>,</m:t>
+            </m:r>
+            <m:r>
+              <m:t>d</m:t>
+            </m:r>
+          </m:e>
+        </m:d>
+        <m:sSub>
+          <m:e>
+            <m:r>
+              <m:t>​</m:t>
             </m:r>
           </m:e>
           <m:sub>
@@ -3559,40 +3619,44 @@
           <m:t>Δ</m:t>
         </m:r>
         <m:r>
-          <m:rPr>
-            <m:sty m:val="p"/>
-          </m:rPr>
-          <m:t>(</m:t>
-        </m:r>
-        <m:r>
-          <m:t>c</m:t>
-        </m:r>
-        <m:r>
-          <m:rPr>
-            <m:sty m:val="p"/>
-          </m:rPr>
-          <m:t>,</m:t>
-        </m:r>
-        <m:sSup>
+          <m:t>​</m:t>
+        </m:r>
+        <m:d>
+          <m:dPr>
+            <m:begChr m:val="("/>
+            <m:sepChr m:val=""/>
+            <m:endChr m:val=")"/>
+            <m:grow/>
+          </m:dPr>
           <m:e>
             <m:r>
               <m:t>c</m:t>
             </m:r>
-          </m:e>
-          <m:sup>
             <m:r>
               <m:rPr>
                 <m:sty m:val="p"/>
               </m:rPr>
-              <m:t>′</m:t>
-            </m:r>
-          </m:sup>
-        </m:sSup>
-        <m:r>
-          <m:rPr>
-            <m:sty m:val="p"/>
-          </m:rPr>
-          <m:t>)</m:t>
+              <m:t>,</m:t>
+            </m:r>
+            <m:sSup>
+              <m:e>
+                <m:r>
+                  <m:t>c</m:t>
+                </m:r>
+              </m:e>
+              <m:sup>
+                <m:r>
+                  <m:rPr>
+                    <m:sty m:val="p"/>
+                  </m:rPr>
+                  <m:t>′</m:t>
+                </m:r>
+              </m:sup>
+            </m:sSup>
+          </m:e>
+        </m:d>
+        <m:r>
+          <m:t>​</m:t>
         </m:r>
       </m:oMath>
       <w:r>
@@ -4225,39 +4289,43 @@
       </w:r>
       <m:oMath>
         <m:r>
-          <m:rPr>
-            <m:sty m:val="p"/>
-          </m:rPr>
-          <m:t>[</m:t>
-        </m:r>
-        <m:r>
-          <m:t>7</m:t>
-        </m:r>
-        <m:r>
-          <m:rPr>
-            <m:sty m:val="p"/>
-          </m:rPr>
-          <m:t>,</m:t>
-        </m:r>
-        <m:r>
-          <m:t>4</m:t>
-        </m:r>
-        <m:r>
-          <m:rPr>
-            <m:sty m:val="p"/>
-          </m:rPr>
-          <m:t>,</m:t>
-        </m:r>
-        <m:r>
-          <m:t>3</m:t>
-        </m:r>
-        <m:sSub>
+          <m:t>​</m:t>
+        </m:r>
+        <m:d>
+          <m:dPr>
+            <m:begChr m:val="["/>
+            <m:sepChr m:val=""/>
+            <m:endChr m:val="]"/>
+            <m:grow/>
+          </m:dPr>
           <m:e>
+            <m:r>
+              <m:t>7</m:t>
+            </m:r>
             <m:r>
               <m:rPr>
                 <m:sty m:val="p"/>
               </m:rPr>
-              <m:t>]</m:t>
+              <m:t>,</m:t>
+            </m:r>
+            <m:r>
+              <m:t>4</m:t>
+            </m:r>
+            <m:r>
+              <m:rPr>
+                <m:sty m:val="p"/>
+              </m:rPr>
+              <m:t>,</m:t>
+            </m:r>
+            <m:r>
+              <m:t>3</m:t>
+            </m:r>
+          </m:e>
+        </m:d>
+        <m:sSub>
+          <m:e>
+            <m:r>
+              <m:t>​</m:t>
             </m:r>
           </m:e>
           <m:sub>
@@ -5696,6 +5764,9 @@
               </m:r>
             </m:lim>
           </m:limUpp>
+          <m:r>
+            <m:t>​</m:t>
+          </m:r>
           <m:d>
             <m:dPr>
               <m:begChr m:val="("/>
@@ -5797,6 +5868,9 @@
             </m:e>
           </m:d>
           <m:r>
+            <m:t>​</m:t>
+          </m:r>
+          <m:r>
             <m:rPr>
               <m:sty m:val="p"/>
             </m:rPr>
@@ -5860,57 +5934,61 @@
       </w:r>
       <m:oMath>
         <m:r>
-          <m:rPr>
-            <m:sty m:val="p"/>
-          </m:rPr>
-          <m:t>[</m:t>
-        </m:r>
-        <m:r>
-          <m:t>n</m:t>
-        </m:r>
-        <m:r>
-          <m:rPr>
-            <m:sty m:val="p"/>
-          </m:rPr>
-          <m:t>,</m:t>
-        </m:r>
-        <m:r>
-          <m:t>k</m:t>
-        </m:r>
-        <m:r>
-          <m:rPr>
-            <m:sty m:val="p"/>
-          </m:rPr>
-          <m:t>,</m:t>
-        </m:r>
-        <m:r>
-          <m:t>n</m:t>
-        </m:r>
-        <m:r>
-          <m:rPr>
-            <m:sty m:val="p"/>
-          </m:rPr>
-          <m:t>−</m:t>
-        </m:r>
-        <m:r>
-          <m:t>k</m:t>
-        </m:r>
-        <m:r>
-          <m:rPr>
-            <m:sty m:val="p"/>
-          </m:rPr>
-          <m:t>+</m:t>
-        </m:r>
-        <m:r>
-          <m:t>1</m:t>
-        </m:r>
-        <m:sSub>
+          <m:t>​</m:t>
+        </m:r>
+        <m:d>
+          <m:dPr>
+            <m:begChr m:val="["/>
+            <m:sepChr m:val=""/>
+            <m:endChr m:val="]"/>
+            <m:grow/>
+          </m:dPr>
           <m:e>
+            <m:r>
+              <m:t>n</m:t>
+            </m:r>
             <m:r>
               <m:rPr>
                 <m:sty m:val="p"/>
               </m:rPr>
-              <m:t>]</m:t>
+              <m:t>,</m:t>
+            </m:r>
+            <m:r>
+              <m:t>k</m:t>
+            </m:r>
+            <m:r>
+              <m:rPr>
+                <m:sty m:val="p"/>
+              </m:rPr>
+              <m:t>,</m:t>
+            </m:r>
+            <m:r>
+              <m:t>n</m:t>
+            </m:r>
+            <m:r>
+              <m:rPr>
+                <m:sty m:val="p"/>
+              </m:rPr>
+              <m:t>−</m:t>
+            </m:r>
+            <m:r>
+              <m:t>k</m:t>
+            </m:r>
+            <m:r>
+              <m:rPr>
+                <m:sty m:val="p"/>
+              </m:rPr>
+              <m:t>+</m:t>
+            </m:r>
+            <m:r>
+              <m:t>1</m:t>
+            </m:r>
+          </m:e>
+        </m:d>
+        <m:sSub>
+          <m:e>
+            <m:r>
+              <m:t>​</m:t>
             </m:r>
           </m:e>
           <m:sub>
@@ -6095,7 +6173,7 @@
           </m:e>
           <m:sub>
             <m:r>
-              <m:t>λ</m:t>
+              <m:t>b</m:t>
             </m:r>
             <m:r>
               <m:t>m</m:t>
@@ -6109,7 +6187,7 @@
           <m:t>=</m:t>
         </m:r>
         <m:r>
-          <m:t>λ</m:t>
+          <m:t>b</m:t>
         </m:r>
         <m:sSub>
           <m:e>
@@ -6135,8 +6213,30 @@
       </w:r>
       <m:oMath>
         <m:r>
-          <m:t>λ</m:t>
-        </m:r>
+          <m:t>b</m:t>
+        </m:r>
+        <m:r>
+          <m:rPr>
+            <m:sty m:val="p"/>
+          </m:rPr>
+          <m:t>∈</m:t>
+        </m:r>
+        <m:sSub>
+          <m:e>
+            <m:r>
+              <m:rPr>
+                <m:scr m:val="double-struck"/>
+                <m:sty m:val="p"/>
+              </m:rPr>
+              <m:t>F</m:t>
+            </m:r>
+          </m:e>
+          <m:sub>
+            <m:r>
+              <m:t>q</m:t>
+            </m:r>
+          </m:sub>
+        </m:sSub>
       </m:oMath>
       <w:r>
         <w:t xml:space="preserve">.</w:t>
@@ -7389,7 +7489,7 @@
       </w:ins>
       <w:ins w:id="172" w:author="PR Preview" w:date="2026-01-01T00:00:00Z">
         <w:r>
-          <w:t xml:space="preserve">inner products</w:t>
+          <w:t xml:space="preserve">dot products</w:t>
         </w:r>
       </w:ins>
     </w:p>
@@ -7403,28 +7503,16 @@
         </m:oMathParaPr>
         <m:oMath>
           <m:r>
-            <m:rPr>
-              <m:sty m:val="p"/>
-            </m:rPr>
-            <m:t>⟨</m:t>
-          </m:r>
-          <m:r>
             <m:t>x</m:t>
           </m:r>
           <m:r>
             <m:rPr>
               <m:sty m:val="p"/>
             </m:rPr>
-            <m:t>,</m:t>
+            <m:t>⋅</m:t>
           </m:r>
           <m:r>
             <m:t>a</m:t>
-          </m:r>
-          <m:r>
-            <m:rPr>
-              <m:sty m:val="p"/>
-            </m:rPr>
-            <m:t>⟩</m:t>
           </m:r>
           <m:r>
             <m:rPr>
@@ -8441,76 +8529,68 @@
       </w:ins>
       <m:oMath>
         <m:r>
-          <m:rPr>
-            <m:sty m:val="p"/>
-          </m:rPr>
-          <m:t>⟨</m:t>
-        </m:r>
-        <m:r>
           <m:t>x</m:t>
         </m:r>
         <m:r>
           <m:rPr>
             <m:sty m:val="p"/>
           </m:rPr>
-          <m:t>,</m:t>
+          <m:t>⋅</m:t>
+        </m:r>
+        <m:r>
+          <m:t>​</m:t>
+        </m:r>
+        <m:d>
+          <m:dPr>
+            <m:begChr m:val="("/>
+            <m:sepChr m:val=""/>
+            <m:endChr m:val=")"/>
+            <m:grow/>
+          </m:dPr>
+          <m:e>
+            <m:r>
+              <m:t>a</m:t>
+            </m:r>
+            <m:r>
+              <m:rPr>
+                <m:sty m:val="p"/>
+              </m:rPr>
+              <m:t>+</m:t>
+            </m:r>
+            <m:sSub>
+              <m:e>
+                <m:r>
+                  <m:t>e</m:t>
+                </m:r>
+              </m:e>
+              <m:sub>
+                <m:r>
+                  <m:t>i</m:t>
+                </m:r>
+              </m:sub>
+            </m:sSub>
+          </m:e>
+        </m:d>
+        <m:r>
+          <m:t>​</m:t>
+        </m:r>
+        <m:r>
+          <m:rPr>
+            <m:sty m:val="p"/>
+          </m:rPr>
+          <m:t>=</m:t>
+        </m:r>
+        <m:r>
+          <m:t>x</m:t>
+        </m:r>
+        <m:r>
+          <m:rPr>
+            <m:sty m:val="p"/>
+          </m:rPr>
+          <m:t>⋅</m:t>
         </m:r>
         <m:r>
           <m:t>a</m:t>
-        </m:r>
-        <m:r>
-          <m:rPr>
-            <m:sty m:val="p"/>
-          </m:rPr>
-          <m:t>+</m:t>
-        </m:r>
-        <m:sSub>
-          <m:e>
-            <m:r>
-              <m:t>e</m:t>
-            </m:r>
-          </m:e>
-          <m:sub>
-            <m:r>
-              <m:t>i</m:t>
-            </m:r>
-          </m:sub>
-        </m:sSub>
-        <m:r>
-          <m:rPr>
-            <m:sty m:val="p"/>
-          </m:rPr>
-          <m:t>⟩</m:t>
-        </m:r>
-        <m:r>
-          <m:rPr>
-            <m:sty m:val="p"/>
-          </m:rPr>
-          <m:t>=</m:t>
-        </m:r>
-        <m:r>
-          <m:rPr>
-            <m:sty m:val="p"/>
-          </m:rPr>
-          <m:t>⟨</m:t>
-        </m:r>
-        <m:r>
-          <m:t>x</m:t>
-        </m:r>
-        <m:r>
-          <m:rPr>
-            <m:sty m:val="p"/>
-          </m:rPr>
-          <m:t>,</m:t>
-        </m:r>
-        <m:r>
-          <m:t>a</m:t>
-        </m:r>
-        <m:r>
-          <m:rPr>
-            <m:sty m:val="p"/>
-          </m:rPr>
-          <m:t>⟩</m:t>
         </m:r>
         <m:r>
           <m:rPr>
@@ -8728,7 +8808,7 @@
       </w:ins>
       <w:ins w:id="275" w:author="PR Preview" w:date="2026-01-01T00:00:00Z">
         <w:r>
-          <w:t xml:space="preserve">Each inner product</w:t>
+          <w:t xml:space="preserve">Each dot product</w:t>
         </w:r>
       </w:ins>
       <w:ins w:id="276" w:author="PR Preview" w:date="2026-01-01T00:00:00Z">
@@ -8738,28 +8818,16 @@
       </w:ins>
       <m:oMath>
         <m:r>
-          <m:rPr>
-            <m:sty m:val="p"/>
-          </m:rPr>
-          <m:t>⟨</m:t>
-        </m:r>
-        <m:r>
           <m:t>x</m:t>
         </m:r>
         <m:r>
           <m:rPr>
             <m:sty m:val="p"/>
           </m:rPr>
-          <m:t>,</m:t>
+          <m:t>⋅</m:t>
         </m:r>
         <m:r>
           <m:t>a</m:t>
-        </m:r>
-        <m:r>
-          <m:rPr>
-            <m:sty m:val="p"/>
-          </m:rPr>
-          <m:t>⟩</m:t>
         </m:r>
       </m:oMath>
       <w:ins w:id="277" w:author="PR Preview" w:date="2026-01-01T00:00:00Z">
@@ -9049,28 +9117,16 @@
       </w:r>
       <m:oMath>
         <m:r>
-          <m:rPr>
-            <m:sty m:val="p"/>
-          </m:rPr>
-          <m:t>⟨</m:t>
-        </m:r>
-        <m:r>
           <m:t>x</m:t>
         </m:r>
         <m:r>
           <m:rPr>
             <m:sty m:val="p"/>
           </m:rPr>
-          <m:t>,</m:t>
+          <m:t>⋅</m:t>
         </m:r>
         <m:r>
           <m:t>a</m:t>
-        </m:r>
-        <m:r>
-          <m:rPr>
-            <m:sty m:val="p"/>
-          </m:rPr>
-          <m:t>⟩</m:t>
         </m:r>
         <m:r>
           <m:rPr>
@@ -9134,28 +9190,16 @@
       </w:r>
       <m:oMath>
         <m:r>
-          <m:rPr>
-            <m:sty m:val="p"/>
-          </m:rPr>
-          <m:t>⟨</m:t>
-        </m:r>
-        <m:r>
           <m:t>x</m:t>
         </m:r>
         <m:r>
           <m:rPr>
             <m:sty m:val="p"/>
           </m:rPr>
-          <m:t>,</m:t>
+          <m:t>⋅</m:t>
         </m:r>
         <m:r>
           <m:t>a</m:t>
-        </m:r>
-        <m:r>
-          <m:rPr>
-            <m:sty m:val="p"/>
-          </m:rPr>
-          <m:t>⟩</m:t>
         </m:r>
         <m:r>
           <m:rPr>
@@ -9219,28 +9263,16 @@
       </w:r>
       <m:oMath>
         <m:r>
-          <m:rPr>
-            <m:sty m:val="p"/>
-          </m:rPr>
-          <m:t>⟨</m:t>
-        </m:r>
-        <m:r>
           <m:t>x</m:t>
         </m:r>
         <m:r>
           <m:rPr>
             <m:sty m:val="p"/>
           </m:rPr>
-          <m:t>,</m:t>
+          <m:t>⋅</m:t>
         </m:r>
         <m:r>
           <m:t>a</m:t>
-        </m:r>
-        <m:r>
-          <m:rPr>
-            <m:sty m:val="p"/>
-          </m:rPr>
-          <m:t>⟩</m:t>
         </m:r>
         <m:r>
           <m:rPr>
@@ -10178,40 +10210,44 @@
           <m:t>∈</m:t>
         </m:r>
         <m:r>
-          <m:rPr>
-            <m:sty m:val="p"/>
-          </m:rPr>
-          <m:t>{</m:t>
-        </m:r>
-        <m:r>
-          <m:t>1</m:t>
-        </m:r>
-        <m:r>
-          <m:rPr>
-            <m:sty m:val="p"/>
-          </m:rPr>
-          <m:t>,</m:t>
-        </m:r>
-        <m:r>
-          <m:rPr>
-            <m:sty m:val="p"/>
-          </m:rPr>
-          <m:t>…</m:t>
-        </m:r>
-        <m:r>
-          <m:rPr>
-            <m:sty m:val="p"/>
-          </m:rPr>
-          <m:t>,</m:t>
-        </m:r>
-        <m:r>
-          <m:t>k</m:t>
-        </m:r>
-        <m:r>
-          <m:rPr>
-            <m:sty m:val="p"/>
-          </m:rPr>
-          <m:t>}</m:t>
+          <m:t>​</m:t>
+        </m:r>
+        <m:d>
+          <m:dPr>
+            <m:begChr m:val="{"/>
+            <m:sepChr m:val=""/>
+            <m:endChr m:val="}"/>
+            <m:grow/>
+          </m:dPr>
+          <m:e>
+            <m:r>
+              <m:t>1</m:t>
+            </m:r>
+            <m:r>
+              <m:rPr>
+                <m:sty m:val="p"/>
+              </m:rPr>
+              <m:t>,</m:t>
+            </m:r>
+            <m:r>
+              <m:rPr>
+                <m:sty m:val="p"/>
+              </m:rPr>
+              <m:t>…</m:t>
+            </m:r>
+            <m:r>
+              <m:rPr>
+                <m:sty m:val="p"/>
+              </m:rPr>
+              <m:t>,</m:t>
+            </m:r>
+            <m:r>
+              <m:t>k</m:t>
+            </m:r>
+          </m:e>
+        </m:d>
+        <m:r>
+          <m:t>​</m:t>
         </m:r>
       </m:oMath>
       <w:ins w:id="376" w:author="PR Preview" w:date="2026-01-01T00:00:00Z">
@@ -10733,49 +10769,13 @@
         </m:oMathParaPr>
         <m:oMath>
           <m:r>
-            <m:rPr>
-              <m:sty m:val="p"/>
-            </m:rPr>
-            <m:t>⟨</m:t>
-          </m:r>
-          <m:r>
             <m:t>x</m:t>
           </m:r>
           <m:r>
             <m:rPr>
               <m:sty m:val="p"/>
             </m:rPr>
-            <m:t>,</m:t>
-          </m:r>
-          <m:r>
-            <m:t>a</m:t>
-          </m:r>
-          <m:r>
-            <m:rPr>
-              <m:sty m:val="p"/>
-            </m:rPr>
-            <m:t>⟩</m:t>
-          </m:r>
-          <m:r>
-            <m:rPr>
-              <m:sty m:val="p"/>
-            </m:rPr>
-            <m:t>+</m:t>
-          </m:r>
-          <m:r>
-            <m:rPr>
-              <m:sty m:val="p"/>
-            </m:rPr>
-            <m:t>⟨</m:t>
-          </m:r>
-          <m:r>
-            <m:t>x</m:t>
-          </m:r>
-          <m:r>
-            <m:rPr>
-              <m:sty m:val="p"/>
-            </m:rPr>
-            <m:t>,</m:t>
+            <m:t>⋅</m:t>
           </m:r>
           <m:r>
             <m:t>a</m:t>
@@ -10785,6 +10785,67 @@
               <m:sty m:val="p"/>
             </m:rPr>
             <m:t>+</m:t>
+          </m:r>
+          <m:r>
+            <m:t>x</m:t>
+          </m:r>
+          <m:r>
+            <m:rPr>
+              <m:sty m:val="p"/>
+            </m:rPr>
+            <m:t>⋅</m:t>
+          </m:r>
+          <m:r>
+            <m:t>​</m:t>
+          </m:r>
+          <m:d>
+            <m:dPr>
+              <m:begChr m:val="("/>
+              <m:sepChr m:val=""/>
+              <m:endChr m:val=")"/>
+              <m:grow/>
+            </m:dPr>
+            <m:e>
+              <m:r>
+                <m:t>a</m:t>
+              </m:r>
+              <m:r>
+                <m:rPr>
+                  <m:sty m:val="p"/>
+                </m:rPr>
+                <m:t>+</m:t>
+              </m:r>
+              <m:sSub>
+                <m:e>
+                  <m:r>
+                    <m:t>e</m:t>
+                  </m:r>
+                </m:e>
+                <m:sub>
+                  <m:r>
+                    <m:t>i</m:t>
+                  </m:r>
+                </m:sub>
+              </m:sSub>
+            </m:e>
+          </m:d>
+          <m:r>
+            <m:t>​</m:t>
+          </m:r>
+          <m:r>
+            <m:rPr>
+              <m:sty m:val="p"/>
+            </m:rPr>
+            <m:t>=</m:t>
+          </m:r>
+          <m:r>
+            <m:t>x</m:t>
+          </m:r>
+          <m:r>
+            <m:rPr>
+              <m:sty m:val="p"/>
+            </m:rPr>
+            <m:t>⋅</m:t>
           </m:r>
           <m:sSub>
             <m:e>
@@ -10798,51 +10859,6 @@
               </m:r>
             </m:sub>
           </m:sSub>
-          <m:r>
-            <m:rPr>
-              <m:sty m:val="p"/>
-            </m:rPr>
-            <m:t>⟩</m:t>
-          </m:r>
-          <m:r>
-            <m:rPr>
-              <m:sty m:val="p"/>
-            </m:rPr>
-            <m:t>=</m:t>
-          </m:r>
-          <m:r>
-            <m:rPr>
-              <m:sty m:val="p"/>
-            </m:rPr>
-            <m:t>⟨</m:t>
-          </m:r>
-          <m:r>
-            <m:t>x</m:t>
-          </m:r>
-          <m:r>
-            <m:rPr>
-              <m:sty m:val="p"/>
-            </m:rPr>
-            <m:t>,</m:t>
-          </m:r>
-          <m:sSub>
-            <m:e>
-              <m:r>
-                <m:t>e</m:t>
-              </m:r>
-            </m:e>
-            <m:sub>
-              <m:r>
-                <m:t>i</m:t>
-              </m:r>
-            </m:sub>
-          </m:sSub>
-          <m:r>
-            <m:rPr>
-              <m:sty m:val="p"/>
-            </m:rPr>
-            <m:t>⟩</m:t>
-          </m:r>
           <m:r>
             <m:rPr>
               <m:sty m:val="p"/>
@@ -10882,19 +10898,13 @@
       </w:r>
       <m:oMath>
         <m:r>
-          <m:rPr>
-            <m:sty m:val="p"/>
-          </m:rPr>
-          <m:t>⟨</m:t>
-        </m:r>
-        <m:r>
           <m:t>x</m:t>
         </m:r>
         <m:r>
           <m:rPr>
             <m:sty m:val="p"/>
           </m:rPr>
-          <m:t>,</m:t>
+          <m:t>⋅</m:t>
         </m:r>
         <m:r>
           <m:t>a</m:t>
@@ -10903,37 +10913,19 @@
           <m:rPr>
             <m:sty m:val="p"/>
           </m:rPr>
-          <m:t>⟩</m:t>
-        </m:r>
-        <m:r>
-          <m:rPr>
-            <m:sty m:val="p"/>
-          </m:rPr>
           <m:t>+</m:t>
         </m:r>
         <m:r>
-          <m:rPr>
-            <m:sty m:val="p"/>
-          </m:rPr>
-          <m:t>⟨</m:t>
-        </m:r>
-        <m:r>
           <m:t>x</m:t>
         </m:r>
         <m:r>
           <m:rPr>
             <m:sty m:val="p"/>
           </m:rPr>
-          <m:t>,</m:t>
+          <m:t>⋅</m:t>
         </m:r>
         <m:r>
           <m:t>a</m:t>
-        </m:r>
-        <m:r>
-          <m:rPr>
-            <m:sty m:val="p"/>
-          </m:rPr>
-          <m:t>⟩</m:t>
         </m:r>
         <m:r>
           <m:rPr>
@@ -13222,35 +13214,39 @@
           <m:t>:</m:t>
         </m:r>
         <m:r>
-          <m:rPr>
-            <m:sty m:val="p"/>
-          </m:rPr>
-          <m:t>{</m:t>
-        </m:r>
-        <m:r>
-          <m:t>0</m:t>
-        </m:r>
-        <m:r>
-          <m:rPr>
-            <m:sty m:val="p"/>
-          </m:rPr>
-          <m:t>,</m:t>
-        </m:r>
-        <m:r>
-          <m:t>1</m:t>
-        </m:r>
-        <m:sSup>
+          <m:t>​</m:t>
+        </m:r>
+        <m:d>
+          <m:dPr>
+            <m:begChr m:val="{"/>
+            <m:sepChr m:val=""/>
+            <m:endChr m:val="}"/>
+            <m:grow/>
+          </m:dPr>
           <m:e>
+            <m:r>
+              <m:t>0</m:t>
+            </m:r>
             <m:r>
               <m:rPr>
                 <m:sty m:val="p"/>
               </m:rPr>
-              <m:t>}</m:t>
+              <m:t>,</m:t>
+            </m:r>
+            <m:r>
+              <m:t>1</m:t>
+            </m:r>
+          </m:e>
+        </m:d>
+        <m:sSup>
+          <m:e>
+            <m:r>
+              <m:t>​</m:t>
             </m:r>
           </m:e>
           <m:sup>
             <m:r>
-              <m:t>ℓ</m:t>
+              <m:t>s</m:t>
             </m:r>
           </m:sup>
         </m:sSup>
@@ -13261,28 +13257,32 @@
           <m:t>→</m:t>
         </m:r>
         <m:r>
-          <m:rPr>
-            <m:sty m:val="p"/>
-          </m:rPr>
-          <m:t>{</m:t>
-        </m:r>
-        <m:r>
-          <m:t>0</m:t>
-        </m:r>
-        <m:r>
-          <m:rPr>
-            <m:sty m:val="p"/>
-          </m:rPr>
-          <m:t>,</m:t>
-        </m:r>
-        <m:r>
-          <m:t>1</m:t>
-        </m:r>
-        <m:r>
-          <m:rPr>
-            <m:sty m:val="p"/>
-          </m:rPr>
-          <m:t>}</m:t>
+          <m:t>​</m:t>
+        </m:r>
+        <m:d>
+          <m:dPr>
+            <m:begChr m:val="{"/>
+            <m:sepChr m:val=""/>
+            <m:endChr m:val="}"/>
+            <m:grow/>
+          </m:dPr>
+          <m:e>
+            <m:r>
+              <m:t>0</m:t>
+            </m:r>
+            <m:r>
+              <m:rPr>
+                <m:sty m:val="p"/>
+              </m:rPr>
+              <m:t>,</m:t>
+            </m:r>
+            <m:r>
+              <m:t>1</m:t>
+            </m:r>
+          </m:e>
+        </m:d>
+        <m:r>
+          <m:t>​</m:t>
         </m:r>
       </m:oMath>
       <w:ins w:id="707" w:author="PR Preview" w:date="2026-01-01T00:00:00Z">
@@ -13328,7 +13328,7 @@
           </m:e>
           <m:sup>
             <m:r>
-              <m:t>ℓ</m:t>
+              <m:t>s</m:t>
             </m:r>
           </m:sup>
         </m:sSup>
@@ -13399,16 +13399,9 @@
         </w:r>
       </w:ins>
       <m:oMath>
-        <m:acc>
-          <m:accPr>
-            <m:chr m:val="̂"/>
-          </m:accPr>
-          <m:e>
-            <m:r>
-              <m:t>f</m:t>
-            </m:r>
-          </m:e>
-        </m:acc>
+        <m:r>
+          <m:t>g</m:t>
+        </m:r>
       </m:oMath>
       <w:ins w:id="725" w:author="PR Preview" w:date="2026-01-01T00:00:00Z">
         <w:r>
@@ -13431,16 +13424,9 @@
         </w:r>
       </w:ins>
       <m:oMath>
-        <m:acc>
-          <m:accPr>
-            <m:chr m:val="̂"/>
-          </m:accPr>
-          <m:e>
-            <m:r>
-              <m:t>f</m:t>
-            </m:r>
-          </m:e>
-        </m:acc>
+        <m:r>
+          <m:t>g</m:t>
+        </m:r>
       </m:oMath>
       <w:ins w:id="729" w:author="PR Preview" w:date="2026-01-01T00:00:00Z">
         <w:r>
@@ -13548,16 +13534,9 @@
         </w:r>
       </w:ins>
       <m:oMath>
-        <m:acc>
-          <m:accPr>
-            <m:chr m:val="̂"/>
-          </m:accPr>
-          <m:e>
-            <m:r>
-              <m:t>f</m:t>
-            </m:r>
-          </m:e>
-        </m:acc>
+        <m:r>
+          <m:t>g</m:t>
+        </m:r>
       </m:oMath>
       <w:ins w:id="748" w:author="PR Preview" w:date="2026-01-01T00:00:00Z">
         <w:r>
@@ -13675,25 +13654,29 @@
           <m:t>O</m:t>
         </m:r>
         <m:r>
-          <m:rPr>
-            <m:sty m:val="p"/>
-          </m:rPr>
-          <m:t>(</m:t>
-        </m:r>
-        <m:r>
-          <m:rPr>
-            <m:sty m:val="p"/>
-          </m:rPr>
-          <m:t>log</m:t>
-        </m:r>
-        <m:r>
-          <m:t>n</m:t>
-        </m:r>
-        <m:r>
-          <m:rPr>
-            <m:sty m:val="p"/>
-          </m:rPr>
-          <m:t>)</m:t>
+          <m:t>​</m:t>
+        </m:r>
+        <m:d>
+          <m:dPr>
+            <m:begChr m:val="("/>
+            <m:sepChr m:val=""/>
+            <m:endChr m:val=")"/>
+            <m:grow/>
+          </m:dPr>
+          <m:e>
+            <m:r>
+              <m:rPr>
+                <m:sty m:val="p"/>
+              </m:rPr>
+              <m:t>log</m:t>
+            </m:r>
+            <m:r>
+              <m:t>n</m:t>
+            </m:r>
+          </m:e>
+        </m:d>
+        <m:r>
+          <m:t>​</m:t>
         </m:r>
       </m:oMath>
       <w:ins w:id="768" w:author="PR Preview" w:date="2026-01-01T00:00:00Z">
